--- a/ruanzhu-workspace/output/source_code.docx
+++ b/ruanzhu-workspace/output/source_code.docx
@@ -15021,7 +15021,34 @@
       <w:pStyle w:val="Footer"/>
       <w:jc w:val="center"/>
     </w:pPr>
-    <w:fldSimple w:instr="PAGE"/>
+    <w:r>
+      <w:rPr>
+        <w:sz w:val="18"/>
+      </w:rPr>
+      <w:t xml:space="preserve">第 </w:t>
+    </w:r>
+    <w:fldSimple w:instr="PAGE">
+      <w:r>
+        <w:t>1</w:t>
+      </w:r>
+    </w:fldSimple>
+    <w:r>
+      <w:rPr>
+        <w:sz w:val="18"/>
+      </w:rPr>
+      <w:t xml:space="preserve"> 页  共 </w:t>
+    </w:r>
+    <w:fldSimple w:instr="NUMPAGES">
+      <w:r>
+        <w:t>60</w:t>
+      </w:r>
+    </w:fldSimple>
+    <w:r>
+      <w:rPr>
+        <w:sz w:val="18"/>
+      </w:rPr>
+      <w:t xml:space="preserve"> 页</w:t>
+    </w:r>
   </w:p>
 </w:ftr>
 </file>
